--- a/FastAPIdocuments/과속탐지관련 코드 정리 요약.docx
+++ b/FastAPIdocuments/과속탐지관련 코드 정리 요약.docx
@@ -68,6 +68,38 @@
       </w:pPr>
       <w:r>
         <w:t>과속으로 판정되고 flowEventId가 생성된 정상 이벤트만 Spring Boot 과속 API로 전송한다.</w:t>
+      </w:r>
+    </w:p>
+    <w:p>
+      <w:pPr>
+        <w:pStyle w:val="ListBullet"/>
+      </w:pPr>
+      <w:r>
+        <w:t>과속 저장 실패 시 최대 2회 시도하고, 최종 실패해도 flow event 저장 성공 응답은 유지한다. 이 경우 speedViolationSent=false와 speedViolationSendError로 원인을 확인한다.</w:t>
+      </w:r>
+    </w:p>
+    <w:p>
+      <w:pPr>
+        <w:pStyle w:val="ListBullet"/>
+      </w:pPr>
+      <w:r>
+        <w:t>DUPLICATE_SKIPPED라도 Spring Boot가 최근 동일 차량/구역 flow event를 찾으면 기존 flowEventId를 응답하고, FastAPI는 그 id로 과속 저장을 시도한다. 이미 같은 flow event에 과속 기록이 있으면 기존 기록을 반환한다.</w:t>
+      </w:r>
+    </w:p>
+    <w:p>
+      <w:pPr>
+        <w:pStyle w:val="ListBullet"/>
+      </w:pPr>
+      <w:r>
+        <w:t>FastAPI startup에서 속도 설정을 검증하고 캐싱한다. 잘못된 라인 좌표, JSON, 거리/제한속도, 추적 파라미터는 서버 시작 단계에서 실패한다.</w:t>
+      </w:r>
+    </w:p>
+    <w:p>
+      <w:pPr>
+        <w:pStyle w:val="ListBullet"/>
+      </w:pPr>
+      <w:r>
+        <w:t>ROI가 있으면 bbox bottom-center가 ROI 안에 있는 차량만 속도 추적 대상으로 삼는다. homography 보정점이 있으면 lineA/lineB 통과 위치를 실제 평면 좌표로 투영해 accuracyLevel=HOMOGRAPHY_ESTIMATED로 표시하고, 보정점이 없거나 투영할 수 없으면 기존 distanceMeters 방식으로 fallback한다.</w:t>
       </w:r>
     </w:p>
     <w:p>
@@ -302,15 +334,8 @@
             </w:tcMar>
           </w:tcPr>
           <w:p>
-            <w:pPr>
-              <w:spacing w:line="259" w:lineRule="auto" w:after="0"/>
-              <w:jc w:val="left"/>
-            </w:pPr>
             <w:r>
-              <w:rPr>
-                <w:sz w:val="18"/>
-              </w:rPr>
-              <w:t>SpeedTracker가 bbox bottom-center를 추적하고 lineA/lineB 통과 시각을 계산</w:t>
+              <w:t>SpeedTracker가 ROI 안의 bbox bottom-center를 추적하고 lineA/lineB 통과 시각을 계산</w:t>
             </w:r>
           </w:p>
         </w:tc>
@@ -326,15 +351,8 @@
             </w:tcMar>
           </w:tcPr>
           <w:p>
-            <w:pPr>
-              <w:spacing w:line="259" w:lineRule="auto" w:after="0"/>
-              <w:jc w:val="center"/>
-            </w:pPr>
             <w:r>
-              <w:rPr>
-                <w:sz w:val="18"/>
-              </w:rPr>
-              <w:t>measuredSpeed, speedLimit, isViolation 생성</w:t>
+              <w:t>measuredSpeed, speedLimit, isViolation, accuracyLevel 생성</w:t>
             </w:r>
           </w:p>
         </w:tc>
@@ -524,14 +542,7 @@
             </w:tcMar>
           </w:tcPr>
           <w:p>
-            <w:pPr>
-              <w:spacing w:line="259" w:lineRule="auto" w:after="0"/>
-              <w:jc w:val="left"/>
-            </w:pPr>
             <w:r>
-              <w:rPr>
-                <w:sz w:val="18"/>
-              </w:rPr>
               <w:t>과속 측정값과 flowEventId가 모두 있으면 `/api/speed-violations` 전송</w:t>
             </w:r>
           </w:p>
@@ -548,15 +559,40 @@
             </w:tcMar>
           </w:tcPr>
           <w:p>
-            <w:pPr>
-              <w:spacing w:line="259" w:lineRule="auto" w:after="0"/>
-              <w:jc w:val="center"/>
-            </w:pPr>
             <w:r>
-              <w:rPr>
-                <w:sz w:val="18"/>
-              </w:rPr>
-              <w:t>speedViolationSent=true로 응답</w:t>
+              <w:t>FLOW_EVENT_CREATED 또는 기존 flowEventId가 있는 DUPLICATE_SKIPPED도 저장 시도</w:t>
+            </w:r>
+          </w:p>
+        </w:tc>
+      </w:tr>
+      <w:tr>
+        <w:tc>
+          <w:tcPr>
+            <w:tcW w:type="dxa" w:w="3419"/>
+          </w:tcPr>
+          <w:p>
+            <w:r>
+              <w:t>6</w:t>
+            </w:r>
+          </w:p>
+        </w:tc>
+        <w:tc>
+          <w:tcPr>
+            <w:tcW w:type="dxa" w:w="3419"/>
+          </w:tcPr>
+          <w:p>
+            <w:r>
+              <w:t>ROI, lineA/B, homography 보정점을 테스트 영상 구역 기준으로 함께 지정</w:t>
+            </w:r>
+          </w:p>
+        </w:tc>
+        <w:tc>
+          <w:tcPr>
+            <w:tcW w:type="dxa" w:w="3419"/>
+          </w:tcPr>
+          <w:p>
+            <w:r>
+              <w:t>ROI 밖 차량 제외, 보정 거리로 속도 계산, HOMOGRAPHY_ESTIMATED 표시</w:t>
             </w:r>
           </w:p>
         </w:tc>
@@ -582,7 +618,7 @@
         <w:spacing w:after="60" w:line="259" w:lineRule="auto"/>
       </w:pPr>
       <w:r>
-        <w:t>기본 공식: measuredSpeed(km/h) = distanceMeters / elapsedSeconds * 3.6</w:t>
+        <w:t>기본 공식: measuredSpeed(km/h) = projectedDistanceMeters / elapsedSeconds * 3.6. homography가 없으면 projectedDistanceMeters 대신 distanceMeters를 사용한다.</w:t>
       </w:r>
     </w:p>
     <w:p>
@@ -609,7 +645,7 @@
         <w:spacing w:after="60" w:line="259" w:lineRule="auto"/>
       </w:pPr>
       <w:r>
-        <w:t>수정 내용: capturedAt을 밀리초까지 전송하고, bbox 이동 구간 안에서 라인 통과 시각을 선형 보간</w:t>
+        <w:t>수정 내용: capturedAt을 밀리초까지 전송하고, ROI 안의 bbox 이동 구간에서 라인 통과 시각과 통과 위치를 선형 보간한다. homography가 있으면 보간된 위치를 실제 좌표로 변환해 거리를 계산한다.</w:t>
       </w:r>
     </w:p>
     <w:p>
@@ -1057,15 +1093,8 @@
             </w:tcMar>
           </w:tcPr>
           <w:p>
-            <w:pPr>
-              <w:spacing w:line="259" w:lineRule="auto" w:after="0"/>
-              <w:jc w:val="left"/>
-            </w:pPr>
             <w:r>
-              <w:rPr>
-                <w:sz w:val="18"/>
-              </w:rPr>
-              <w:t>중복 번호판으로 새 flowEventId를 만들지 않은 상태</w:t>
+              <w:t>중복 번호판이지만 Spring Boot가 최근 기존 flowEventId를 응답할 수 있는 상태</w:t>
             </w:r>
           </w:p>
         </w:tc>
@@ -1081,15 +1110,72 @@
             </w:tcMar>
           </w:tcPr>
           <w:p>
-            <w:pPr>
-              <w:spacing w:line="259" w:lineRule="auto" w:after="0"/>
-              <w:jc w:val="center"/>
-            </w:pPr>
             <w:r>
-              <w:rPr>
-                <w:sz w:val="18"/>
-              </w:rPr>
-              <w:t>과속 저장 스킵</w:t>
+              <w:t>기존 flowEventId가 있으면 과속 저장 시도</w:t>
+            </w:r>
+          </w:p>
+        </w:tc>
+      </w:tr>
+      <w:tr>
+        <w:tc>
+          <w:tcPr>
+            <w:tcW w:type="dxa" w:w="3419"/>
+          </w:tcPr>
+          <w:p>
+            <w:r>
+              <w:t>accuracyLevel</w:t>
+            </w:r>
+          </w:p>
+        </w:tc>
+        <w:tc>
+          <w:tcPr>
+            <w:tcW w:type="dxa" w:w="3419"/>
+          </w:tcPr>
+          <w:p>
+            <w:r>
+              <w:t>속도 산출 방식 표시</w:t>
+            </w:r>
+          </w:p>
+        </w:tc>
+        <w:tc>
+          <w:tcPr>
+            <w:tcW w:type="dxa" w:w="3419"/>
+          </w:tcPr>
+          <w:p>
+            <w:r>
+              <w:t>ESTIMATED / HOMOGRAPHY_ESTIMATED</w:t>
+            </w:r>
+          </w:p>
+        </w:tc>
+      </w:tr>
+      <w:tr>
+        <w:tc>
+          <w:tcPr>
+            <w:tcW w:type="dxa" w:w="3419"/>
+          </w:tcPr>
+          <w:p>
+            <w:r>
+              <w:t>ROI</w:t>
+            </w:r>
+          </w:p>
+        </w:tc>
+        <w:tc>
+          <w:tcPr>
+            <w:tcW w:type="dxa" w:w="3419"/>
+          </w:tcPr>
+          <w:p>
+            <w:r>
+              <w:t>속도 측정 대상 구역</w:t>
+            </w:r>
+          </w:p>
+        </w:tc>
+        <w:tc>
+          <w:tcPr>
+            <w:tcW w:type="dxa" w:w="3419"/>
+          </w:tcPr>
+          <w:p>
+            <w:r>
+              <w:t>bbox bottom-center가 ROI 안일 때만 추적</w:t>
             </w:r>
           </w:p>
         </w:tc>
@@ -1101,9 +1187,7 @@
       </w:pPr>
     </w:p>
     <w:p>
-      <w:r>
-        <w:br w:type="page"/>
-      </w:r>
+      <w:r/>
     </w:p>
     <w:p>
       <w:pPr>
@@ -1735,6 +1819,134 @@
           </w:p>
         </w:tc>
       </w:tr>
+      <w:tr>
+        <w:tc>
+          <w:tcPr>
+            <w:tcW w:type="dxa" w:w="3419"/>
+          </w:tcPr>
+          <w:p>
+            <w:r>
+              <w:t>SPRING_SPEED_VIOLATION_RETRY_ATTEMPTS</w:t>
+            </w:r>
+          </w:p>
+        </w:tc>
+        <w:tc>
+          <w:tcPr>
+            <w:tcW w:type="dxa" w:w="3419"/>
+          </w:tcPr>
+          <w:p>
+            <w:r>
+              <w:t>2</w:t>
+            </w:r>
+          </w:p>
+        </w:tc>
+        <w:tc>
+          <w:tcPr>
+            <w:tcW w:type="dxa" w:w="3419"/>
+          </w:tcPr>
+          <w:p>
+            <w:r>
+              <w:t>과속 저장 최대 시도 횟수</w:t>
+            </w:r>
+          </w:p>
+        </w:tc>
+      </w:tr>
+      <w:tr>
+        <w:tc>
+          <w:tcPr>
+            <w:tcW w:type="dxa" w:w="3419"/>
+          </w:tcPr>
+          <w:p>
+            <w:r>
+              <w:t>SPRING_SPEED_VIOLATION_RETRY_DELAY_SECONDS</w:t>
+            </w:r>
+          </w:p>
+        </w:tc>
+        <w:tc>
+          <w:tcPr>
+            <w:tcW w:type="dxa" w:w="3419"/>
+          </w:tcPr>
+          <w:p>
+            <w:r>
+              <w:t>0.2 sec</w:t>
+            </w:r>
+          </w:p>
+        </w:tc>
+        <w:tc>
+          <w:tcPr>
+            <w:tcW w:type="dxa" w:w="3419"/>
+          </w:tcPr>
+          <w:p>
+            <w:r>
+              <w:t>과속 저장 재시도 간격</w:t>
+            </w:r>
+          </w:p>
+        </w:tc>
+      </w:tr>
+      <w:tr>
+        <w:tc>
+          <w:tcPr>
+            <w:tcW w:type="dxa" w:w="3419"/>
+          </w:tcPr>
+          <w:p>
+            <w:r>
+              <w:t>homography</w:t>
+            </w:r>
+          </w:p>
+        </w:tc>
+        <w:tc>
+          <w:tcPr>
+            <w:tcW w:type="dxa" w:w="3419"/>
+          </w:tcPr>
+          <w:p>
+            <w:r>
+              <w:t>imagePoints + worldPointsMeters</w:t>
+            </w:r>
+          </w:p>
+        </w:tc>
+        <w:tc>
+          <w:tcPr>
+            <w:tcW w:type="dxa" w:w="3419"/>
+          </w:tcPr>
+          <w:p>
+            <w:r>
+              <w:t>ROI와 같은 업로드 해상도 기준, 현장/영상 실측값으로 교체 필요</w:t>
+            </w:r>
+          </w:p>
+        </w:tc>
+      </w:tr>
+      <w:tr>
+        <w:tc>
+          <w:tcPr>
+            <w:tcW w:type="dxa" w:w="3419"/>
+          </w:tcPr>
+          <w:p>
+            <w:r>
+              <w:t>roi</w:t>
+            </w:r>
+          </w:p>
+        </w:tc>
+        <w:tc>
+          <w:tcPr>
+            <w:tcW w:type="dxa" w:w="3419"/>
+          </w:tcPr>
+          <w:p>
+            <w:r>
+              <w:t>[[356,289],[1000,289],[1000,433],[356,433]]</w:t>
+            </w:r>
+          </w:p>
+        </w:tc>
+        <w:tc>
+          <w:tcPr>
+            <w:tcW w:type="dxa" w:w="3419"/>
+          </w:tcPr>
+          <w:p>
+            <w:r>
+              <w:t>테스트 영상 기준 측정 구역</w:t>
+            </w:r>
+          </w:p>
+        </w:tc>
+      </w:tr>
     </w:tbl>
     <w:p>
       <w:pPr>
@@ -1756,7 +1968,7 @@
         <w:spacing w:after="60" w:line="259" w:lineRule="auto"/>
       </w:pPr>
       <w:r>
-        <w:t>FastAPI 테스트: 34 passed</w:t>
+        <w:t>FastAPI 테스트: 45 passed</w:t>
       </w:r>
     </w:p>
     <w:p>
@@ -1801,8 +2013,9 @@
         <w:spacing w:after="60" w:line="259" w:lineRule="auto"/>
       </w:pPr>
       <w:r>
-        <w:t>정확한 속도는 distanceMeters 현장 실측, 라인 좌표, 카메라 원근 영향에 크게 의존한다.</w:t>
+        <w:t>정확한 속도는 ROI 범위, homography 기준점 품질, 라인 좌표, 영상 FPS, YOLO bbox 안정성에 의존한다. 테스트 영상 기준 좌표도 HOMOGRAPHY_ESTIMATED 참고값으로 다룬다.</w:t>
       </w:r>
+      <w:r/>
     </w:p>
     <w:p>
       <w:pPr>
@@ -1810,7 +2023,7 @@
         <w:spacing w:after="60" w:line="259" w:lineRule="auto"/>
       </w:pPr>
       <w:r>
-        <w:t>운영 단계에서는 차선별 line pair, homography 보정, 기존 flowEventId 조회 기반 중복 과속 저장 정책을 검토한다.</w:t>
+        <w:t>테스트 영상 단계에서는 ROI, lineA/B, homography imagePoints를 같은 업로드 해상도 기준으로 맞춘다. 동일 flow event에 여러 과속 측정값을 모두 남겨야 한다면 speed_violations 다건 저장 정책으로 확장한다.</w:t>
       </w:r>
     </w:p>
     <w:sectPr>
